--- a/BlazorAppWebsite/wwwroot/images/Resume.docx
+++ b/BlazorAppWebsite/wwwroot/images/Resume.docx
@@ -1,6 +1,6 @@
 
 <file path=word/document.xml><?xml version="1.0" encoding="utf-8"?>
-<w:document xmlns:o="urn:schemas-microsoft-com:office:office" xmlns:r="http://schemas.openxmlformats.org/officeDocument/2006/relationships" xmlns:v="urn:schemas-microsoft-com:vml" xmlns:w="http://schemas.openxmlformats.org/wordprocessingml/2006/main" xmlns:w10="urn:schemas-microsoft-com:office:word" xmlns:wp="http://schemas.openxmlformats.org/drawingml/2006/wordprocessingDrawing" xmlns:wps="http://schemas.microsoft.com/office/word/2010/wordprocessingShape" xmlns:wpg="http://schemas.microsoft.com/office/word/2010/wordprocessingGroup" xmlns:mc="http://schemas.openxmlformats.org/markup-compatibility/2006" xmlns:wp14="http://schemas.microsoft.com/office/word/2010/wordprocessingDrawing" xmlns:w14="http://schemas.microsoft.com/office/word/2010/wordml" xmlns:w15="http://schemas.microsoft.com/office/word/2012/wordml" mc:Ignorable="w14 wp14 w15">
+<w:document xmlns:o="urn:schemas-microsoft-com:office:office" xmlns:r="http://schemas.openxmlformats.org/officeDocument/2006/relationships" xmlns:v="urn:schemas-microsoft-com:vml" xmlns:w="http://schemas.openxmlformats.org/wordprocessingml/2006/main" xmlns:w10="urn:schemas-microsoft-com:office:word" xmlns:wp="http://schemas.openxmlformats.org/drawingml/2006/wordprocessingDrawing" xmlns:pic="http://schemas.openxmlformats.org/drawingml/2006/picture" xmlns:wps="http://schemas.microsoft.com/office/word/2010/wordprocessingShape" xmlns:wpg="http://schemas.microsoft.com/office/word/2010/wordprocessingGroup" xmlns:mc="http://schemas.openxmlformats.org/markup-compatibility/2006" xmlns:wp14="http://schemas.microsoft.com/office/word/2010/wordprocessingDrawing" xmlns:w14="http://schemas.microsoft.com/office/word/2010/wordml" xmlns:w15="http://schemas.microsoft.com/office/word/2012/wordml" mc:Ignorable="w14 wp14 w15">
   <w:body>
     <w:p>
       <w:pPr>
@@ -676,11 +676,6 @@
           <w:bCs/>
           <w:color w:val="000000"/>
           <w:lang w:val="en-US"/>
-          <w14:textFill>
-            <w14:solidFill>
-              <w14:srgbClr w14:val="000000"/>
-            </w14:solidFill>
-          </w14:textFill>
         </w:rPr>
         <w:t>01/2019 to 05/2019</w:t>
       </w:r>
@@ -1442,11 +1437,6 @@
           <w:bCs/>
           <w:color w:val="FF0000"/>
           <w:lang w:val="en-US"/>
-          <w14:textFill>
-            <w14:solidFill>
-              <w14:srgbClr w14:val="FF0000"/>
-            </w14:solidFill>
-          </w14:textFill>
         </w:rPr>
         <w:t xml:space="preserve"> </w:t>
       </w:r>
@@ -1531,7 +1521,8 @@
       <w:headerReference w:type="default" r:id="rId4"/>
       <w:headerReference w:type="first" r:id="rId5"/>
       <w:footerReference w:type="even" r:id="rId6"/>
-      <w:footerReference w:type="first" r:id="rId7"/>
+      <w:footerReference w:type="default" r:id="rId7"/>
+      <w:footerReference w:type="first" r:id="rId8"/>
       <w:type w:val="nextPage"/>
       <w:pgSz w:w="12240" w:h="15840"/>
       <w:pgMar w:left="1440" w:right="1440" w:gutter="0" w:header="720" w:top="1152" w:footer="0" w:bottom="720"/>
@@ -1545,7 +1536,7 @@
 </file>
 
 <file path=word/footer1.xml><?xml version="1.0" encoding="utf-8"?>
-<w:ftr xmlns:o="urn:schemas-microsoft-com:office:office" xmlns:r="http://schemas.openxmlformats.org/officeDocument/2006/relationships" xmlns:v="urn:schemas-microsoft-com:vml" xmlns:w="http://schemas.openxmlformats.org/wordprocessingml/2006/main" xmlns:w10="urn:schemas-microsoft-com:office:word" xmlns:wp="http://schemas.openxmlformats.org/drawingml/2006/wordprocessingDrawing" xmlns:wps="http://schemas.microsoft.com/office/word/2010/wordprocessingShape" xmlns:wpg="http://schemas.microsoft.com/office/word/2010/wordprocessingGroup" xmlns:mc="http://schemas.openxmlformats.org/markup-compatibility/2006" xmlns:wp14="http://schemas.microsoft.com/office/word/2010/wordprocessingDrawing" xmlns:w14="http://schemas.microsoft.com/office/word/2010/wordml" xmlns:w15="http://schemas.microsoft.com/office/word/2012/wordml" mc:Ignorable="w14 wp14 w15">
+<w:ftr xmlns:o="urn:schemas-microsoft-com:office:office" xmlns:r="http://schemas.openxmlformats.org/officeDocument/2006/relationships" xmlns:v="urn:schemas-microsoft-com:vml" xmlns:w="http://schemas.openxmlformats.org/wordprocessingml/2006/main" xmlns:w10="urn:schemas-microsoft-com:office:word" xmlns:wp="http://schemas.openxmlformats.org/drawingml/2006/wordprocessingDrawing" xmlns:pic="http://schemas.openxmlformats.org/drawingml/2006/picture" xmlns:wps="http://schemas.microsoft.com/office/word/2010/wordprocessingShape" xmlns:wpg="http://schemas.microsoft.com/office/word/2010/wordprocessingGroup" xmlns:mc="http://schemas.openxmlformats.org/markup-compatibility/2006" xmlns:wp14="http://schemas.microsoft.com/office/word/2010/wordprocessingDrawing" xmlns:w14="http://schemas.microsoft.com/office/word/2010/wordml" xmlns:w15="http://schemas.microsoft.com/office/word/2012/wordml" mc:Ignorable="w14 wp14 w15">
   <w:p>
     <w:pPr>
       <w:pStyle w:val="Footer"/>
@@ -1559,11 +1550,35 @@
 </file>
 
 <file path=word/footer2.xml><?xml version="1.0" encoding="utf-8"?>
-<w:ftr xmlns:o="urn:schemas-microsoft-com:office:office" xmlns:r="http://schemas.openxmlformats.org/officeDocument/2006/relationships" xmlns:v="urn:schemas-microsoft-com:vml" xmlns:w="http://schemas.openxmlformats.org/wordprocessingml/2006/main" xmlns:w10="urn:schemas-microsoft-com:office:word" xmlns:wp="http://schemas.openxmlformats.org/drawingml/2006/wordprocessingDrawing" xmlns:wps="http://schemas.microsoft.com/office/word/2010/wordprocessingShape" xmlns:wpg="http://schemas.microsoft.com/office/word/2010/wordprocessingGroup" xmlns:mc="http://schemas.openxmlformats.org/markup-compatibility/2006" xmlns:wp14="http://schemas.microsoft.com/office/word/2010/wordprocessingDrawing" xmlns:w14="http://schemas.microsoft.com/office/word/2010/wordml" xmlns:w15="http://schemas.microsoft.com/office/word/2012/wordml" mc:Ignorable="w14 wp14 w15"/>
+<w:ftr xmlns:o="urn:schemas-microsoft-com:office:office" xmlns:r="http://schemas.openxmlformats.org/officeDocument/2006/relationships" xmlns:v="urn:schemas-microsoft-com:vml" xmlns:w="http://schemas.openxmlformats.org/wordprocessingml/2006/main" xmlns:w10="urn:schemas-microsoft-com:office:word" xmlns:wp="http://schemas.openxmlformats.org/drawingml/2006/wordprocessingDrawing" xmlns:pic="http://schemas.openxmlformats.org/drawingml/2006/picture" xmlns:wps="http://schemas.microsoft.com/office/word/2010/wordprocessingShape" xmlns:wpg="http://schemas.microsoft.com/office/word/2010/wordprocessingGroup" xmlns:mc="http://schemas.openxmlformats.org/markup-compatibility/2006" xmlns:wp14="http://schemas.microsoft.com/office/word/2010/wordprocessingDrawing" xmlns:w14="http://schemas.microsoft.com/office/word/2010/wordml" xmlns:w15="http://schemas.microsoft.com/office/word/2012/wordml" mc:Ignorable="w14 wp14 w15">
+  <w:p>
+    <w:pPr>
+      <w:pStyle w:val="Footer"/>
+      <w:rPr/>
+    </w:pPr>
+    <w:r>
+      <w:rPr/>
+    </w:r>
+  </w:p>
+</w:ftr>
+</file>
+
+<file path=word/footer3.xml><?xml version="1.0" encoding="utf-8"?>
+<w:ftr xmlns:o="urn:schemas-microsoft-com:office:office" xmlns:r="http://schemas.openxmlformats.org/officeDocument/2006/relationships" xmlns:v="urn:schemas-microsoft-com:vml" xmlns:w="http://schemas.openxmlformats.org/wordprocessingml/2006/main" xmlns:w10="urn:schemas-microsoft-com:office:word" xmlns:wp="http://schemas.openxmlformats.org/drawingml/2006/wordprocessingDrawing" xmlns:pic="http://schemas.openxmlformats.org/drawingml/2006/picture" xmlns:wps="http://schemas.microsoft.com/office/word/2010/wordprocessingShape" xmlns:wpg="http://schemas.microsoft.com/office/word/2010/wordprocessingGroup" xmlns:mc="http://schemas.openxmlformats.org/markup-compatibility/2006" xmlns:wp14="http://schemas.microsoft.com/office/word/2010/wordprocessingDrawing" xmlns:w14="http://schemas.microsoft.com/office/word/2010/wordml" xmlns:w15="http://schemas.microsoft.com/office/word/2012/wordml" mc:Ignorable="w14 wp14 w15">
+  <w:p>
+    <w:pPr>
+      <w:pStyle w:val="Footer"/>
+      <w:rPr/>
+    </w:pPr>
+    <w:r>
+      <w:rPr/>
+    </w:r>
+  </w:p>
+</w:ftr>
 </file>
 
 <file path=word/header1.xml><?xml version="1.0" encoding="utf-8"?>
-<w:hdr xmlns:o="urn:schemas-microsoft-com:office:office" xmlns:r="http://schemas.openxmlformats.org/officeDocument/2006/relationships" xmlns:v="urn:schemas-microsoft-com:vml" xmlns:w="http://schemas.openxmlformats.org/wordprocessingml/2006/main" xmlns:w10="urn:schemas-microsoft-com:office:word" xmlns:wp="http://schemas.openxmlformats.org/drawingml/2006/wordprocessingDrawing" xmlns:wps="http://schemas.microsoft.com/office/word/2010/wordprocessingShape" xmlns:wpg="http://schemas.microsoft.com/office/word/2010/wordprocessingGroup" xmlns:mc="http://schemas.openxmlformats.org/markup-compatibility/2006" xmlns:wp14="http://schemas.microsoft.com/office/word/2010/wordprocessingDrawing" xmlns:w14="http://schemas.microsoft.com/office/word/2010/wordml" xmlns:w15="http://schemas.microsoft.com/office/word/2012/wordml" mc:Ignorable="w14 wp14 w15">
+<w:hdr xmlns:o="urn:schemas-microsoft-com:office:office" xmlns:r="http://schemas.openxmlformats.org/officeDocument/2006/relationships" xmlns:v="urn:schemas-microsoft-com:vml" xmlns:w="http://schemas.openxmlformats.org/wordprocessingml/2006/main" xmlns:w10="urn:schemas-microsoft-com:office:word" xmlns:wp="http://schemas.openxmlformats.org/drawingml/2006/wordprocessingDrawing" xmlns:pic="http://schemas.openxmlformats.org/drawingml/2006/picture" xmlns:wps="http://schemas.microsoft.com/office/word/2010/wordprocessingShape" xmlns:wpg="http://schemas.microsoft.com/office/word/2010/wordprocessingGroup" xmlns:mc="http://schemas.openxmlformats.org/markup-compatibility/2006" xmlns:wp14="http://schemas.microsoft.com/office/word/2010/wordprocessingDrawing" xmlns:w14="http://schemas.microsoft.com/office/word/2010/wordml" xmlns:w15="http://schemas.microsoft.com/office/word/2012/wordml" mc:Ignorable="w14 wp14 w15">
   <w:p>
     <w:pPr>
       <w:pStyle w:val="Header"/>
@@ -1577,7 +1592,7 @@
 </file>
 
 <file path=word/header2.xml><?xml version="1.0" encoding="utf-8"?>
-<w:hdr xmlns:o="urn:schemas-microsoft-com:office:office" xmlns:r="http://schemas.openxmlformats.org/officeDocument/2006/relationships" xmlns:v="urn:schemas-microsoft-com:vml" xmlns:w="http://schemas.openxmlformats.org/wordprocessingml/2006/main" xmlns:w10="urn:schemas-microsoft-com:office:word" xmlns:wp="http://schemas.openxmlformats.org/drawingml/2006/wordprocessingDrawing" xmlns:wps="http://schemas.microsoft.com/office/word/2010/wordprocessingShape" xmlns:wpg="http://schemas.microsoft.com/office/word/2010/wordprocessingGroup" xmlns:mc="http://schemas.openxmlformats.org/markup-compatibility/2006" xmlns:wp14="http://schemas.microsoft.com/office/word/2010/wordprocessingDrawing" xmlns:w14="http://schemas.microsoft.com/office/word/2010/wordml" xmlns:w15="http://schemas.microsoft.com/office/word/2012/wordml" mc:Ignorable="w14 wp14 w15">
+<w:hdr xmlns:o="urn:schemas-microsoft-com:office:office" xmlns:r="http://schemas.openxmlformats.org/officeDocument/2006/relationships" xmlns:v="urn:schemas-microsoft-com:vml" xmlns:w="http://schemas.openxmlformats.org/wordprocessingml/2006/main" xmlns:w10="urn:schemas-microsoft-com:office:word" xmlns:wp="http://schemas.openxmlformats.org/drawingml/2006/wordprocessingDrawing" xmlns:pic="http://schemas.openxmlformats.org/drawingml/2006/picture" xmlns:wps="http://schemas.microsoft.com/office/word/2010/wordprocessingShape" xmlns:wpg="http://schemas.microsoft.com/office/word/2010/wordprocessingGroup" xmlns:mc="http://schemas.openxmlformats.org/markup-compatibility/2006" xmlns:wp14="http://schemas.microsoft.com/office/word/2010/wordprocessingDrawing" xmlns:w14="http://schemas.microsoft.com/office/word/2010/wordml" xmlns:w15="http://schemas.microsoft.com/office/word/2012/wordml" mc:Ignorable="w14 wp14 w15">
   <w:p>
     <w:pPr>
       <w:pStyle w:val="BodyA"/>
@@ -1607,11 +1622,7 @@
       </w:rPr>
     </w:pPr>
     <w:r>
-      <w:rPr>
-        <w:rFonts w:ascii="Arial" w:hAnsi="Arial"/>
-        <w:lang w:val="en-US"/>
-      </w:rPr>
-      <w:t>40 S Slator Ave</w:t>
+      <w:rPr/>
     </w:r>
   </w:p>
   <w:p>
@@ -1678,18 +1689,14 @@
       </w:rPr>
     </w:pPr>
     <w:r>
-      <w:rPr>
-        <w:rFonts w:ascii="Arial" w:hAnsi="Arial"/>
-        <w:lang w:val="en-US"/>
-      </w:rPr>
-      <w:t>(352) 464-1928</w:t>
+      <w:rPr/>
     </w:r>
   </w:p>
 </w:hdr>
 </file>
 
 <file path=word/header3.xml><?xml version="1.0" encoding="utf-8"?>
-<w:hdr xmlns:o="urn:schemas-microsoft-com:office:office" xmlns:r="http://schemas.openxmlformats.org/officeDocument/2006/relationships" xmlns:v="urn:schemas-microsoft-com:vml" xmlns:w="http://schemas.openxmlformats.org/wordprocessingml/2006/main" xmlns:w10="urn:schemas-microsoft-com:office:word" xmlns:wp="http://schemas.openxmlformats.org/drawingml/2006/wordprocessingDrawing" xmlns:wps="http://schemas.microsoft.com/office/word/2010/wordprocessingShape" xmlns:wpg="http://schemas.microsoft.com/office/word/2010/wordprocessingGroup" xmlns:mc="http://schemas.openxmlformats.org/markup-compatibility/2006" xmlns:wp14="http://schemas.microsoft.com/office/word/2010/wordprocessingDrawing" xmlns:w14="http://schemas.microsoft.com/office/word/2010/wordml" xmlns:w15="http://schemas.microsoft.com/office/word/2012/wordml" mc:Ignorable="w14 wp14 w15">
+<w:hdr xmlns:o="urn:schemas-microsoft-com:office:office" xmlns:r="http://schemas.openxmlformats.org/officeDocument/2006/relationships" xmlns:v="urn:schemas-microsoft-com:vml" xmlns:w="http://schemas.openxmlformats.org/wordprocessingml/2006/main" xmlns:w10="urn:schemas-microsoft-com:office:word" xmlns:wp="http://schemas.openxmlformats.org/drawingml/2006/wordprocessingDrawing" xmlns:pic="http://schemas.openxmlformats.org/drawingml/2006/picture" xmlns:wps="http://schemas.microsoft.com/office/word/2010/wordprocessingShape" xmlns:wpg="http://schemas.microsoft.com/office/word/2010/wordprocessingGroup" xmlns:mc="http://schemas.openxmlformats.org/markup-compatibility/2006" xmlns:wp14="http://schemas.microsoft.com/office/word/2010/wordprocessingDrawing" xmlns:w14="http://schemas.microsoft.com/office/word/2010/wordml" xmlns:w15="http://schemas.microsoft.com/office/word/2012/wordml" mc:Ignorable="w14 wp14 w15">
   <w:p>
     <w:pPr>
       <w:pStyle w:val="BodyA"/>
@@ -1719,11 +1726,7 @@
       </w:rPr>
     </w:pPr>
     <w:r>
-      <w:rPr>
-        <w:rFonts w:ascii="Arial" w:hAnsi="Arial"/>
-        <w:lang w:val="en-US"/>
-      </w:rPr>
-      <w:t>40 S Slator Ave</w:t>
+      <w:rPr/>
     </w:r>
   </w:p>
   <w:p>
@@ -1790,11 +1793,7 @@
       </w:rPr>
     </w:pPr>
     <w:r>
-      <w:rPr>
-        <w:rFonts w:ascii="Arial" w:hAnsi="Arial"/>
-        <w:lang w:val="en-US"/>
-      </w:rPr>
-      <w:t>(352) 464-1928</w:t>
+      <w:rPr/>
     </w:r>
   </w:p>
 </w:hdr>
@@ -1805,8 +1804,8 @@
   <w:abstractNum w:abstractNumId="1">
     <w:lvl w:ilvl="0">
       <w:start w:val="1"/>
-      <w:isLgl/>
-      <w:numFmt w:val="bullet"/>
+      <w:numFmt w:val="bullet"/>
+      <w:isLgl/>
       <w:lvlText w:val=""/>
       <w:lvlJc w:val="left"/>
       <w:pPr>
@@ -1821,8 +1820,8 @@
     </w:lvl>
     <w:lvl w:ilvl="1">
       <w:start w:val="1"/>
-      <w:isLgl/>
-      <w:numFmt w:val="bullet"/>
+      <w:numFmt w:val="bullet"/>
+      <w:isLgl/>
       <w:lvlText w:val="o"/>
       <w:lvlJc w:val="left"/>
       <w:pPr>
@@ -1833,230 +1832,222 @@
       </w:pPr>
       <w:rPr>
         <w:rFonts w:ascii="Arial Unicode MS" w:hAnsi="Arial Unicode MS" w:cs="Arial Unicode MS" w:hint="default"/>
+        <w:b w:val="false"/>
+        <w:bCs w:val="false"/>
+        <w:i w:val="false"/>
+        <w:iCs w:val="false"/>
+        <w:caps w:val="false"/>
         <w:smallCaps w:val="false"/>
-        <w:caps w:val="false"/>
+        <w:strike w:val="false"/>
         <w:dstrike w:val="false"/>
-        <w:strike w:val="false"/>
-        <w:vertAlign w:val="baseline"/>
+        <w:spacing w:val="0"/>
         <w:position w:val="0"/>
         <w:sz w:val="20"/>
-        <w:sz w:val="20"/>
+        <w:vertAlign w:val="baseline"/>
+      </w:rPr>
+    </w:lvl>
+    <w:lvl w:ilvl="2">
+      <w:start w:val="1"/>
+      <w:numFmt w:val="bullet"/>
+      <w:isLgl/>
+      <w:lvlText w:val="▪"/>
+      <w:lvlJc w:val="left"/>
+      <w:pPr>
+        <w:tabs>
+          <w:tab w:val="num" w:pos="0"/>
+        </w:tabs>
+        <w:ind w:left="2160" w:hanging="360"/>
+      </w:pPr>
+      <w:rPr>
+        <w:rFonts w:ascii="Arial Unicode MS" w:hAnsi="Arial Unicode MS" w:cs="Arial Unicode MS" w:hint="default"/>
+        <w:b w:val="false"/>
+        <w:bCs w:val="false"/>
+        <w:i w:val="false"/>
+        <w:iCs w:val="false"/>
+        <w:caps w:val="false"/>
+        <w:smallCaps w:val="false"/>
+        <w:strike w:val="false"/>
+        <w:dstrike w:val="false"/>
         <w:spacing w:val="0"/>
-        <w:i w:val="false"/>
-        <w:b w:val="false"/>
-        <w:iCs w:val="false"/>
-        <w:bCs w:val="false"/>
-      </w:rPr>
-    </w:lvl>
-    <w:lvl w:ilvl="2">
-      <w:start w:val="1"/>
-      <w:isLgl/>
-      <w:numFmt w:val="bullet"/>
-      <w:lvlText w:val="▪"/>
-      <w:lvlJc w:val="left"/>
-      <w:pPr>
-        <w:tabs>
-          <w:tab w:val="num" w:pos="0"/>
-        </w:tabs>
-        <w:ind w:left="2160" w:hanging="360"/>
-      </w:pPr>
-      <w:rPr>
-        <w:rFonts w:ascii="Arial Unicode MS" w:hAnsi="Arial Unicode MS" w:cs="Arial Unicode MS" w:hint="default"/>
-        <w:smallCaps w:val="false"/>
-        <w:caps w:val="false"/>
-        <w:dstrike w:val="false"/>
-        <w:strike w:val="false"/>
-        <w:vertAlign w:val="baseline"/>
         <w:position w:val="0"/>
         <w:sz w:val="20"/>
-        <w:sz w:val="20"/>
+        <w:vertAlign w:val="baseline"/>
+      </w:rPr>
+    </w:lvl>
+    <w:lvl w:ilvl="3">
+      <w:start w:val="1"/>
+      <w:numFmt w:val="bullet"/>
+      <w:isLgl/>
+      <w:lvlText w:val="·"/>
+      <w:lvlJc w:val="left"/>
+      <w:pPr>
+        <w:tabs>
+          <w:tab w:val="num" w:pos="0"/>
+        </w:tabs>
+        <w:ind w:left="2880" w:hanging="360"/>
+      </w:pPr>
+      <w:rPr>
+        <w:rFonts w:ascii="Symbol" w:hAnsi="Symbol" w:cs="Symbol" w:hint="default"/>
+        <w:b w:val="false"/>
+        <w:bCs w:val="false"/>
+        <w:i w:val="false"/>
+        <w:iCs w:val="false"/>
+        <w:caps w:val="false"/>
+        <w:smallCaps w:val="false"/>
+        <w:strike w:val="false"/>
+        <w:dstrike w:val="false"/>
         <w:spacing w:val="0"/>
-        <w:i w:val="false"/>
-        <w:b w:val="false"/>
-        <w:iCs w:val="false"/>
-        <w:bCs w:val="false"/>
-      </w:rPr>
-    </w:lvl>
-    <w:lvl w:ilvl="3">
-      <w:start w:val="1"/>
-      <w:isLgl/>
-      <w:numFmt w:val="bullet"/>
-      <w:lvlText w:val="·"/>
-      <w:lvlJc w:val="left"/>
-      <w:pPr>
-        <w:tabs>
-          <w:tab w:val="num" w:pos="0"/>
-        </w:tabs>
-        <w:ind w:left="2880" w:hanging="360"/>
-      </w:pPr>
-      <w:rPr>
-        <w:rFonts w:ascii="Symbol" w:hAnsi="Symbol" w:cs="Symbol" w:hint="default"/>
-        <w:smallCaps w:val="false"/>
-        <w:caps w:val="false"/>
-        <w:dstrike w:val="false"/>
-        <w:strike w:val="false"/>
-        <w:vertAlign w:val="baseline"/>
         <w:position w:val="0"/>
         <w:sz w:val="20"/>
-        <w:sz w:val="20"/>
+        <w:vertAlign w:val="baseline"/>
+      </w:rPr>
+    </w:lvl>
+    <w:lvl w:ilvl="4">
+      <w:start w:val="1"/>
+      <w:numFmt w:val="bullet"/>
+      <w:isLgl/>
+      <w:lvlText w:val="o"/>
+      <w:lvlJc w:val="left"/>
+      <w:pPr>
+        <w:tabs>
+          <w:tab w:val="num" w:pos="0"/>
+        </w:tabs>
+        <w:ind w:left="3600" w:hanging="360"/>
+      </w:pPr>
+      <w:rPr>
+        <w:rFonts w:ascii="Arial Unicode MS" w:hAnsi="Arial Unicode MS" w:cs="Arial Unicode MS" w:hint="default"/>
+        <w:b w:val="false"/>
+        <w:bCs w:val="false"/>
+        <w:i w:val="false"/>
+        <w:iCs w:val="false"/>
+        <w:caps w:val="false"/>
+        <w:smallCaps w:val="false"/>
+        <w:strike w:val="false"/>
+        <w:dstrike w:val="false"/>
         <w:spacing w:val="0"/>
-        <w:i w:val="false"/>
-        <w:b w:val="false"/>
-        <w:iCs w:val="false"/>
-        <w:bCs w:val="false"/>
-      </w:rPr>
-    </w:lvl>
-    <w:lvl w:ilvl="4">
-      <w:start w:val="1"/>
-      <w:isLgl/>
-      <w:numFmt w:val="bullet"/>
-      <w:lvlText w:val="o"/>
-      <w:lvlJc w:val="left"/>
-      <w:pPr>
-        <w:tabs>
-          <w:tab w:val="num" w:pos="0"/>
-        </w:tabs>
-        <w:ind w:left="3600" w:hanging="360"/>
-      </w:pPr>
-      <w:rPr>
-        <w:rFonts w:ascii="Arial Unicode MS" w:hAnsi="Arial Unicode MS" w:cs="Arial Unicode MS" w:hint="default"/>
-        <w:smallCaps w:val="false"/>
-        <w:caps w:val="false"/>
-        <w:dstrike w:val="false"/>
-        <w:strike w:val="false"/>
-        <w:vertAlign w:val="baseline"/>
         <w:position w:val="0"/>
         <w:sz w:val="20"/>
-        <w:sz w:val="20"/>
+        <w:vertAlign w:val="baseline"/>
+      </w:rPr>
+    </w:lvl>
+    <w:lvl w:ilvl="5">
+      <w:start w:val="1"/>
+      <w:numFmt w:val="bullet"/>
+      <w:isLgl/>
+      <w:lvlText w:val="▪"/>
+      <w:lvlJc w:val="left"/>
+      <w:pPr>
+        <w:tabs>
+          <w:tab w:val="num" w:pos="0"/>
+        </w:tabs>
+        <w:ind w:left="4320" w:hanging="360"/>
+      </w:pPr>
+      <w:rPr>
+        <w:rFonts w:ascii="Arial Unicode MS" w:hAnsi="Arial Unicode MS" w:cs="Arial Unicode MS" w:hint="default"/>
+        <w:b w:val="false"/>
+        <w:bCs w:val="false"/>
+        <w:i w:val="false"/>
+        <w:iCs w:val="false"/>
+        <w:caps w:val="false"/>
+        <w:smallCaps w:val="false"/>
+        <w:strike w:val="false"/>
+        <w:dstrike w:val="false"/>
         <w:spacing w:val="0"/>
-        <w:i w:val="false"/>
-        <w:b w:val="false"/>
-        <w:iCs w:val="false"/>
-        <w:bCs w:val="false"/>
-      </w:rPr>
-    </w:lvl>
-    <w:lvl w:ilvl="5">
-      <w:start w:val="1"/>
-      <w:isLgl/>
-      <w:numFmt w:val="bullet"/>
-      <w:lvlText w:val="▪"/>
-      <w:lvlJc w:val="left"/>
-      <w:pPr>
-        <w:tabs>
-          <w:tab w:val="num" w:pos="0"/>
-        </w:tabs>
-        <w:ind w:left="4320" w:hanging="360"/>
-      </w:pPr>
-      <w:rPr>
-        <w:rFonts w:ascii="Arial Unicode MS" w:hAnsi="Arial Unicode MS" w:cs="Arial Unicode MS" w:hint="default"/>
-        <w:smallCaps w:val="false"/>
-        <w:caps w:val="false"/>
-        <w:dstrike w:val="false"/>
-        <w:strike w:val="false"/>
-        <w:vertAlign w:val="baseline"/>
         <w:position w:val="0"/>
         <w:sz w:val="20"/>
-        <w:sz w:val="20"/>
+        <w:vertAlign w:val="baseline"/>
+      </w:rPr>
+    </w:lvl>
+    <w:lvl w:ilvl="6">
+      <w:start w:val="1"/>
+      <w:numFmt w:val="bullet"/>
+      <w:isLgl/>
+      <w:lvlText w:val="·"/>
+      <w:lvlJc w:val="left"/>
+      <w:pPr>
+        <w:tabs>
+          <w:tab w:val="num" w:pos="0"/>
+        </w:tabs>
+        <w:ind w:left="5040" w:hanging="360"/>
+      </w:pPr>
+      <w:rPr>
+        <w:rFonts w:ascii="Symbol" w:hAnsi="Symbol" w:cs="Symbol" w:hint="default"/>
+        <w:b w:val="false"/>
+        <w:bCs w:val="false"/>
+        <w:i w:val="false"/>
+        <w:iCs w:val="false"/>
+        <w:caps w:val="false"/>
+        <w:smallCaps w:val="false"/>
+        <w:strike w:val="false"/>
+        <w:dstrike w:val="false"/>
         <w:spacing w:val="0"/>
-        <w:i w:val="false"/>
-        <w:b w:val="false"/>
-        <w:iCs w:val="false"/>
-        <w:bCs w:val="false"/>
-      </w:rPr>
-    </w:lvl>
-    <w:lvl w:ilvl="6">
-      <w:start w:val="1"/>
-      <w:isLgl/>
-      <w:numFmt w:val="bullet"/>
-      <w:lvlText w:val="·"/>
-      <w:lvlJc w:val="left"/>
-      <w:pPr>
-        <w:tabs>
-          <w:tab w:val="num" w:pos="0"/>
-        </w:tabs>
-        <w:ind w:left="5040" w:hanging="360"/>
-      </w:pPr>
-      <w:rPr>
-        <w:rFonts w:ascii="Symbol" w:hAnsi="Symbol" w:cs="Symbol" w:hint="default"/>
-        <w:smallCaps w:val="false"/>
-        <w:caps w:val="false"/>
-        <w:dstrike w:val="false"/>
-        <w:strike w:val="false"/>
-        <w:vertAlign w:val="baseline"/>
         <w:position w:val="0"/>
         <w:sz w:val="20"/>
-        <w:sz w:val="20"/>
+        <w:vertAlign w:val="baseline"/>
+      </w:rPr>
+    </w:lvl>
+    <w:lvl w:ilvl="7">
+      <w:start w:val="1"/>
+      <w:numFmt w:val="bullet"/>
+      <w:isLgl/>
+      <w:lvlText w:val="o"/>
+      <w:lvlJc w:val="left"/>
+      <w:pPr>
+        <w:tabs>
+          <w:tab w:val="num" w:pos="0"/>
+        </w:tabs>
+        <w:ind w:left="5760" w:hanging="360"/>
+      </w:pPr>
+      <w:rPr>
+        <w:rFonts w:ascii="Arial Unicode MS" w:hAnsi="Arial Unicode MS" w:cs="Arial Unicode MS" w:hint="default"/>
+        <w:b w:val="false"/>
+        <w:bCs w:val="false"/>
+        <w:i w:val="false"/>
+        <w:iCs w:val="false"/>
+        <w:caps w:val="false"/>
+        <w:smallCaps w:val="false"/>
+        <w:strike w:val="false"/>
+        <w:dstrike w:val="false"/>
         <w:spacing w:val="0"/>
-        <w:i w:val="false"/>
-        <w:b w:val="false"/>
-        <w:iCs w:val="false"/>
-        <w:bCs w:val="false"/>
-      </w:rPr>
-    </w:lvl>
-    <w:lvl w:ilvl="7">
-      <w:start w:val="1"/>
-      <w:isLgl/>
-      <w:numFmt w:val="bullet"/>
-      <w:lvlText w:val="o"/>
-      <w:lvlJc w:val="left"/>
-      <w:pPr>
-        <w:tabs>
-          <w:tab w:val="num" w:pos="0"/>
-        </w:tabs>
-        <w:ind w:left="5760" w:hanging="360"/>
-      </w:pPr>
-      <w:rPr>
-        <w:rFonts w:ascii="Arial Unicode MS" w:hAnsi="Arial Unicode MS" w:cs="Arial Unicode MS" w:hint="default"/>
-        <w:smallCaps w:val="false"/>
-        <w:caps w:val="false"/>
-        <w:dstrike w:val="false"/>
-        <w:strike w:val="false"/>
-        <w:vertAlign w:val="baseline"/>
         <w:position w:val="0"/>
         <w:sz w:val="20"/>
-        <w:sz w:val="20"/>
+        <w:vertAlign w:val="baseline"/>
+      </w:rPr>
+    </w:lvl>
+    <w:lvl w:ilvl="8">
+      <w:start w:val="1"/>
+      <w:numFmt w:val="bullet"/>
+      <w:isLgl/>
+      <w:lvlText w:val="▪"/>
+      <w:lvlJc w:val="left"/>
+      <w:pPr>
+        <w:tabs>
+          <w:tab w:val="num" w:pos="0"/>
+        </w:tabs>
+        <w:ind w:left="6480" w:hanging="360"/>
+      </w:pPr>
+      <w:rPr>
+        <w:rFonts w:ascii="Arial Unicode MS" w:hAnsi="Arial Unicode MS" w:cs="Arial Unicode MS" w:hint="default"/>
+        <w:b w:val="false"/>
+        <w:bCs w:val="false"/>
+        <w:i w:val="false"/>
+        <w:iCs w:val="false"/>
+        <w:caps w:val="false"/>
+        <w:smallCaps w:val="false"/>
+        <w:strike w:val="false"/>
+        <w:dstrike w:val="false"/>
         <w:spacing w:val="0"/>
-        <w:i w:val="false"/>
-        <w:b w:val="false"/>
-        <w:iCs w:val="false"/>
-        <w:bCs w:val="false"/>
-      </w:rPr>
-    </w:lvl>
-    <w:lvl w:ilvl="8">
-      <w:start w:val="1"/>
-      <w:isLgl/>
-      <w:numFmt w:val="bullet"/>
-      <w:lvlText w:val="▪"/>
-      <w:lvlJc w:val="left"/>
-      <w:pPr>
-        <w:tabs>
-          <w:tab w:val="num" w:pos="0"/>
-        </w:tabs>
-        <w:ind w:left="6480" w:hanging="360"/>
-      </w:pPr>
-      <w:rPr>
-        <w:rFonts w:ascii="Arial Unicode MS" w:hAnsi="Arial Unicode MS" w:cs="Arial Unicode MS" w:hint="default"/>
-        <w:smallCaps w:val="false"/>
-        <w:caps w:val="false"/>
-        <w:dstrike w:val="false"/>
-        <w:strike w:val="false"/>
-        <w:vertAlign w:val="baseline"/>
         <w:position w:val="0"/>
         <w:sz w:val="20"/>
-        <w:sz w:val="20"/>
-        <w:spacing w:val="0"/>
-        <w:i w:val="false"/>
-        <w:b w:val="false"/>
-        <w:iCs w:val="false"/>
-        <w:bCs w:val="false"/>
+        <w:vertAlign w:val="baseline"/>
       </w:rPr>
     </w:lvl>
   </w:abstractNum>
   <w:abstractNum w:abstractNumId="2">
     <w:lvl w:ilvl="0">
       <w:start w:val="1"/>
-      <w:isLgl/>
-      <w:numFmt w:val="bullet"/>
+      <w:numFmt w:val="bullet"/>
+      <w:isLgl/>
       <w:lvlText w:val=""/>
       <w:lvlJc w:val="left"/>
       <w:pPr>
@@ -2071,8 +2062,8 @@
     </w:lvl>
     <w:lvl w:ilvl="1">
       <w:start w:val="1"/>
-      <w:isLgl/>
-      <w:numFmt w:val="bullet"/>
+      <w:numFmt w:val="bullet"/>
+      <w:isLgl/>
       <w:lvlText w:val=""/>
       <w:lvlJc w:val="left"/>
       <w:pPr>
@@ -2087,8 +2078,8 @@
     </w:lvl>
     <w:lvl w:ilvl="2">
       <w:start w:val="1"/>
-      <w:isLgl/>
-      <w:numFmt w:val="bullet"/>
+      <w:numFmt w:val="bullet"/>
+      <w:isLgl/>
       <w:lvlText w:val=""/>
       <w:lvlJc w:val="left"/>
       <w:pPr>
@@ -2103,8 +2094,8 @@
     </w:lvl>
     <w:lvl w:ilvl="3">
       <w:start w:val="1"/>
-      <w:isLgl/>
-      <w:numFmt w:val="bullet"/>
+      <w:numFmt w:val="bullet"/>
+      <w:isLgl/>
       <w:lvlText w:val=""/>
       <w:lvlJc w:val="left"/>
       <w:pPr>
@@ -2119,8 +2110,8 @@
     </w:lvl>
     <w:lvl w:ilvl="4">
       <w:start w:val="1"/>
-      <w:isLgl/>
-      <w:numFmt w:val="bullet"/>
+      <w:numFmt w:val="bullet"/>
+      <w:isLgl/>
       <w:lvlText w:val=""/>
       <w:lvlJc w:val="left"/>
       <w:pPr>
@@ -2135,8 +2126,8 @@
     </w:lvl>
     <w:lvl w:ilvl="5">
       <w:start w:val="1"/>
-      <w:isLgl/>
-      <w:numFmt w:val="bullet"/>
+      <w:numFmt w:val="bullet"/>
+      <w:isLgl/>
       <w:lvlText w:val=""/>
       <w:lvlJc w:val="left"/>
       <w:pPr>
@@ -2151,8 +2142,8 @@
     </w:lvl>
     <w:lvl w:ilvl="6">
       <w:start w:val="1"/>
-      <w:isLgl/>
-      <w:numFmt w:val="bullet"/>
+      <w:numFmt w:val="bullet"/>
+      <w:isLgl/>
       <w:lvlText w:val=""/>
       <w:lvlJc w:val="left"/>
       <w:pPr>
@@ -2167,8 +2158,8 @@
     </w:lvl>
     <w:lvl w:ilvl="7">
       <w:start w:val="1"/>
-      <w:isLgl/>
-      <w:numFmt w:val="bullet"/>
+      <w:numFmt w:val="bullet"/>
+      <w:isLgl/>
       <w:lvlText w:val=""/>
       <w:lvlJc w:val="left"/>
       <w:pPr>
@@ -2183,8 +2174,8 @@
     </w:lvl>
     <w:lvl w:ilvl="8">
       <w:start w:val="1"/>
-      <w:isLgl/>
-      <w:numFmt w:val="bullet"/>
+      <w:numFmt w:val="bullet"/>
+      <w:isLgl/>
       <w:lvlText w:val=""/>
       <w:lvlJc w:val="left"/>
       <w:pPr>
@@ -2201,8 +2192,8 @@
   <w:abstractNum w:abstractNumId="3">
     <w:lvl w:ilvl="0">
       <w:start w:val="1"/>
-      <w:isLgl/>
-      <w:numFmt w:val="bullet"/>
+      <w:numFmt w:val="bullet"/>
+      <w:isLgl/>
       <w:lvlText w:val=""/>
       <w:lvlJc w:val="left"/>
       <w:pPr>
@@ -2217,8 +2208,8 @@
     </w:lvl>
     <w:lvl w:ilvl="1">
       <w:start w:val="1"/>
-      <w:isLgl/>
-      <w:numFmt w:val="bullet"/>
+      <w:numFmt w:val="bullet"/>
+      <w:isLgl/>
       <w:lvlText w:val="o"/>
       <w:lvlJc w:val="left"/>
       <w:pPr>
@@ -2233,8 +2224,8 @@
     </w:lvl>
     <w:lvl w:ilvl="2">
       <w:start w:val="1"/>
-      <w:isLgl/>
-      <w:numFmt w:val="bullet"/>
+      <w:numFmt w:val="bullet"/>
+      <w:isLgl/>
       <w:lvlText w:val="§"/>
       <w:lvlJc w:val="left"/>
       <w:pPr>
@@ -2249,8 +2240,8 @@
     </w:lvl>
     <w:lvl w:ilvl="3">
       <w:start w:val="1"/>
-      <w:isLgl/>
-      <w:numFmt w:val="bullet"/>
+      <w:numFmt w:val="bullet"/>
+      <w:isLgl/>
       <w:lvlText w:val="·"/>
       <w:lvlJc w:val="left"/>
       <w:pPr>
@@ -2265,8 +2256,8 @@
     </w:lvl>
     <w:lvl w:ilvl="4">
       <w:start w:val="1"/>
-      <w:isLgl/>
-      <w:numFmt w:val="bullet"/>
+      <w:numFmt w:val="bullet"/>
+      <w:isLgl/>
       <w:lvlText w:val="o"/>
       <w:lvlJc w:val="left"/>
       <w:pPr>
@@ -2281,8 +2272,8 @@
     </w:lvl>
     <w:lvl w:ilvl="5">
       <w:start w:val="1"/>
-      <w:isLgl/>
-      <w:numFmt w:val="bullet"/>
+      <w:numFmt w:val="bullet"/>
+      <w:isLgl/>
       <w:lvlText w:val="§"/>
       <w:lvlJc w:val="left"/>
       <w:pPr>
@@ -2297,8 +2288,8 @@
     </w:lvl>
     <w:lvl w:ilvl="6">
       <w:start w:val="1"/>
-      <w:isLgl/>
-      <w:numFmt w:val="bullet"/>
+      <w:numFmt w:val="bullet"/>
+      <w:isLgl/>
       <w:lvlText w:val="·"/>
       <w:lvlJc w:val="left"/>
       <w:pPr>
@@ -2313,8 +2304,8 @@
     </w:lvl>
     <w:lvl w:ilvl="7">
       <w:start w:val="1"/>
-      <w:isLgl/>
-      <w:numFmt w:val="bullet"/>
+      <w:numFmt w:val="bullet"/>
+      <w:isLgl/>
       <w:lvlText w:val="o"/>
       <w:lvlJc w:val="left"/>
       <w:pPr>
@@ -2329,8 +2320,8 @@
     </w:lvl>
     <w:lvl w:ilvl="8">
       <w:start w:val="1"/>
-      <w:isLgl/>
-      <w:numFmt w:val="bullet"/>
+      <w:numFmt w:val="bullet"/>
+      <w:isLgl/>
       <w:lvlText w:val="§"/>
       <w:lvlJc w:val="left"/>
       <w:pPr>
@@ -2347,8 +2338,8 @@
   <w:abstractNum w:abstractNumId="4">
     <w:lvl w:ilvl="0">
       <w:start w:val="1"/>
-      <w:isLgl/>
-      <w:numFmt w:val="bullet"/>
+      <w:numFmt w:val="bullet"/>
+      <w:isLgl/>
       <w:lvlText w:val=""/>
       <w:lvlJc w:val="left"/>
       <w:pPr>
@@ -2363,8 +2354,8 @@
     </w:lvl>
     <w:lvl w:ilvl="1">
       <w:start w:val="1"/>
-      <w:isLgl/>
-      <w:numFmt w:val="bullet"/>
+      <w:numFmt w:val="bullet"/>
+      <w:isLgl/>
       <w:lvlText w:val="o"/>
       <w:lvlJc w:val="left"/>
       <w:pPr>
@@ -2379,8 +2370,8 @@
     </w:lvl>
     <w:lvl w:ilvl="2">
       <w:start w:val="1"/>
-      <w:isLgl/>
-      <w:numFmt w:val="bullet"/>
+      <w:numFmt w:val="bullet"/>
+      <w:isLgl/>
       <w:lvlText w:val="§"/>
       <w:lvlJc w:val="left"/>
       <w:pPr>
@@ -2395,8 +2386,8 @@
     </w:lvl>
     <w:lvl w:ilvl="3">
       <w:start w:val="1"/>
-      <w:isLgl/>
-      <w:numFmt w:val="bullet"/>
+      <w:numFmt w:val="bullet"/>
+      <w:isLgl/>
       <w:lvlText w:val="·"/>
       <w:lvlJc w:val="left"/>
       <w:pPr>
@@ -2411,8 +2402,8 @@
     </w:lvl>
     <w:lvl w:ilvl="4">
       <w:start w:val="1"/>
-      <w:isLgl/>
-      <w:numFmt w:val="bullet"/>
+      <w:numFmt w:val="bullet"/>
+      <w:isLgl/>
       <w:lvlText w:val="o"/>
       <w:lvlJc w:val="left"/>
       <w:pPr>
@@ -2427,8 +2418,8 @@
     </w:lvl>
     <w:lvl w:ilvl="5">
       <w:start w:val="1"/>
-      <w:isLgl/>
-      <w:numFmt w:val="bullet"/>
+      <w:numFmt w:val="bullet"/>
+      <w:isLgl/>
       <w:lvlText w:val="§"/>
       <w:lvlJc w:val="left"/>
       <w:pPr>
@@ -2443,8 +2434,8 @@
     </w:lvl>
     <w:lvl w:ilvl="6">
       <w:start w:val="1"/>
-      <w:isLgl/>
-      <w:numFmt w:val="bullet"/>
+      <w:numFmt w:val="bullet"/>
+      <w:isLgl/>
       <w:lvlText w:val="·"/>
       <w:lvlJc w:val="left"/>
       <w:pPr>
@@ -2459,8 +2450,8 @@
     </w:lvl>
     <w:lvl w:ilvl="7">
       <w:start w:val="1"/>
-      <w:isLgl/>
-      <w:numFmt w:val="bullet"/>
+      <w:numFmt w:val="bullet"/>
+      <w:isLgl/>
       <w:lvlText w:val="o"/>
       <w:lvlJc w:val="left"/>
       <w:pPr>
@@ -2475,8 +2466,8 @@
     </w:lvl>
     <w:lvl w:ilvl="8">
       <w:start w:val="1"/>
-      <w:isLgl/>
-      <w:numFmt w:val="bullet"/>
+      <w:numFmt w:val="bullet"/>
+      <w:isLgl/>
       <w:lvlText w:val="§"/>
       <w:lvlJc w:val="left"/>
       <w:pPr>
@@ -2493,8 +2484,8 @@
   <w:abstractNum w:abstractNumId="5">
     <w:lvl w:ilvl="0">
       <w:start w:val="1"/>
-      <w:isLgl/>
-      <w:numFmt w:val="bullet"/>
+      <w:numFmt w:val="bullet"/>
+      <w:isLgl/>
       <w:lvlText w:val=""/>
       <w:lvlJc w:val="left"/>
       <w:pPr>
@@ -2509,8 +2500,8 @@
     </w:lvl>
     <w:lvl w:ilvl="1">
       <w:start w:val="1"/>
-      <w:isLgl/>
-      <w:numFmt w:val="bullet"/>
+      <w:numFmt w:val="bullet"/>
+      <w:isLgl/>
       <w:lvlText w:val="o"/>
       <w:lvlJc w:val="left"/>
       <w:pPr>
@@ -2525,8 +2516,8 @@
     </w:lvl>
     <w:lvl w:ilvl="2">
       <w:start w:val="1"/>
-      <w:isLgl/>
-      <w:numFmt w:val="bullet"/>
+      <w:numFmt w:val="bullet"/>
+      <w:isLgl/>
       <w:lvlText w:val="§"/>
       <w:lvlJc w:val="left"/>
       <w:pPr>
@@ -2541,8 +2532,8 @@
     </w:lvl>
     <w:lvl w:ilvl="3">
       <w:start w:val="1"/>
-      <w:isLgl/>
-      <w:numFmt w:val="bullet"/>
+      <w:numFmt w:val="bullet"/>
+      <w:isLgl/>
       <w:lvlText w:val="·"/>
       <w:lvlJc w:val="left"/>
       <w:pPr>
@@ -2557,8 +2548,8 @@
     </w:lvl>
     <w:lvl w:ilvl="4">
       <w:start w:val="1"/>
-      <w:isLgl/>
-      <w:numFmt w:val="bullet"/>
+      <w:numFmt w:val="bullet"/>
+      <w:isLgl/>
       <w:lvlText w:val="o"/>
       <w:lvlJc w:val="left"/>
       <w:pPr>
@@ -2573,8 +2564,8 @@
     </w:lvl>
     <w:lvl w:ilvl="5">
       <w:start w:val="1"/>
-      <w:isLgl/>
-      <w:numFmt w:val="bullet"/>
+      <w:numFmt w:val="bullet"/>
+      <w:isLgl/>
       <w:lvlText w:val="§"/>
       <w:lvlJc w:val="left"/>
       <w:pPr>
@@ -2589,8 +2580,8 @@
     </w:lvl>
     <w:lvl w:ilvl="6">
       <w:start w:val="1"/>
-      <w:isLgl/>
-      <w:numFmt w:val="bullet"/>
+      <w:numFmt w:val="bullet"/>
+      <w:isLgl/>
       <w:lvlText w:val="·"/>
       <w:lvlJc w:val="left"/>
       <w:pPr>
@@ -2605,8 +2596,8 @@
     </w:lvl>
     <w:lvl w:ilvl="7">
       <w:start w:val="1"/>
-      <w:isLgl/>
-      <w:numFmt w:val="bullet"/>
+      <w:numFmt w:val="bullet"/>
+      <w:isLgl/>
       <w:lvlText w:val="o"/>
       <w:lvlJc w:val="left"/>
       <w:pPr>
@@ -2621,8 +2612,8 @@
     </w:lvl>
     <w:lvl w:ilvl="8">
       <w:start w:val="1"/>
-      <w:isLgl/>
-      <w:numFmt w:val="bullet"/>
+      <w:numFmt w:val="bullet"/>
+      <w:isLgl/>
       <w:lvlText w:val="§"/>
       <w:lvlJc w:val="left"/>
       <w:pPr>
@@ -2639,8 +2630,8 @@
   <w:abstractNum w:abstractNumId="6">
     <w:lvl w:ilvl="0">
       <w:start w:val="1"/>
-      <w:isLgl/>
-      <w:numFmt w:val="bullet"/>
+      <w:numFmt w:val="bullet"/>
+      <w:isLgl/>
       <w:lvlText w:val=""/>
       <w:lvlJc w:val="left"/>
       <w:pPr>
@@ -2655,8 +2646,8 @@
     </w:lvl>
     <w:lvl w:ilvl="1">
       <w:start w:val="1"/>
-      <w:isLgl/>
-      <w:numFmt w:val="bullet"/>
+      <w:numFmt w:val="bullet"/>
+      <w:isLgl/>
       <w:lvlText w:val="o"/>
       <w:lvlJc w:val="left"/>
       <w:pPr>
@@ -2671,8 +2662,8 @@
     </w:lvl>
     <w:lvl w:ilvl="2">
       <w:start w:val="1"/>
-      <w:isLgl/>
-      <w:numFmt w:val="bullet"/>
+      <w:numFmt w:val="bullet"/>
+      <w:isLgl/>
       <w:lvlText w:val="§"/>
       <w:lvlJc w:val="left"/>
       <w:pPr>
@@ -2687,8 +2678,8 @@
     </w:lvl>
     <w:lvl w:ilvl="3">
       <w:start w:val="1"/>
-      <w:isLgl/>
-      <w:numFmt w:val="bullet"/>
+      <w:numFmt w:val="bullet"/>
+      <w:isLgl/>
       <w:lvlText w:val="·"/>
       <w:lvlJc w:val="left"/>
       <w:pPr>
@@ -2703,8 +2694,8 @@
     </w:lvl>
     <w:lvl w:ilvl="4">
       <w:start w:val="1"/>
-      <w:isLgl/>
-      <w:numFmt w:val="bullet"/>
+      <w:numFmt w:val="bullet"/>
+      <w:isLgl/>
       <w:lvlText w:val="o"/>
       <w:lvlJc w:val="left"/>
       <w:pPr>
@@ -2719,8 +2710,8 @@
     </w:lvl>
     <w:lvl w:ilvl="5">
       <w:start w:val="1"/>
-      <w:isLgl/>
-      <w:numFmt w:val="bullet"/>
+      <w:numFmt w:val="bullet"/>
+      <w:isLgl/>
       <w:lvlText w:val="§"/>
       <w:lvlJc w:val="left"/>
       <w:pPr>
@@ -2735,8 +2726,8 @@
     </w:lvl>
     <w:lvl w:ilvl="6">
       <w:start w:val="1"/>
-      <w:isLgl/>
-      <w:numFmt w:val="bullet"/>
+      <w:numFmt w:val="bullet"/>
+      <w:isLgl/>
       <w:lvlText w:val="·"/>
       <w:lvlJc w:val="left"/>
       <w:pPr>
@@ -2751,8 +2742,8 @@
     </w:lvl>
     <w:lvl w:ilvl="7">
       <w:start w:val="1"/>
-      <w:isLgl/>
-      <w:numFmt w:val="bullet"/>
+      <w:numFmt w:val="bullet"/>
+      <w:isLgl/>
       <w:lvlText w:val="o"/>
       <w:lvlJc w:val="left"/>
       <w:pPr>
@@ -2767,8 +2758,8 @@
     </w:lvl>
     <w:lvl w:ilvl="8">
       <w:start w:val="1"/>
-      <w:isLgl/>
-      <w:numFmt w:val="bullet"/>
+      <w:numFmt w:val="bullet"/>
+      <w:isLgl/>
       <w:lvlText w:val="§"/>
       <w:lvlJc w:val="left"/>
       <w:pPr>
@@ -3520,7 +3511,7 @@
     </w:rPr>
   </w:style>
   <w:style w:type="paragraph" w:styleId="Heading1">
-    <w:name w:val="Heading 1"/>
+    <w:name w:val="heading 1"/>
     <w:basedOn w:val="Normal"/>
     <w:uiPriority w:val="9"/>
     <w:qFormat/>
@@ -3537,7 +3528,7 @@
     </w:rPr>
   </w:style>
   <w:style w:type="paragraph" w:styleId="Heading2">
-    <w:name w:val="Heading 2"/>
+    <w:name w:val="heading 2"/>
     <w:basedOn w:val="Normal"/>
     <w:uiPriority w:val="9"/>
     <w:unhideWhenUsed/>
@@ -3554,7 +3545,7 @@
     </w:rPr>
   </w:style>
   <w:style w:type="paragraph" w:styleId="Heading3">
-    <w:name w:val="Heading 3"/>
+    <w:name w:val="heading 3"/>
     <w:basedOn w:val="Normal"/>
     <w:uiPriority w:val="9"/>
     <w:unhideWhenUsed/>
@@ -3572,7 +3563,7 @@
     </w:rPr>
   </w:style>
   <w:style w:type="paragraph" w:styleId="Heading4">
-    <w:name w:val="Heading 4"/>
+    <w:name w:val="heading 4"/>
     <w:basedOn w:val="Normal"/>
     <w:uiPriority w:val="9"/>
     <w:unhideWhenUsed/>
@@ -3592,7 +3583,7 @@
     </w:rPr>
   </w:style>
   <w:style w:type="paragraph" w:styleId="Heading5">
-    <w:name w:val="Heading 5"/>
+    <w:name w:val="heading 5"/>
     <w:basedOn w:val="Normal"/>
     <w:uiPriority w:val="9"/>
     <w:unhideWhenUsed/>
@@ -3612,7 +3603,7 @@
     </w:rPr>
   </w:style>
   <w:style w:type="paragraph" w:styleId="Heading6">
-    <w:name w:val="Heading 6"/>
+    <w:name w:val="heading 6"/>
     <w:basedOn w:val="Normal"/>
     <w:uiPriority w:val="9"/>
     <w:unhideWhenUsed/>
@@ -3632,7 +3623,7 @@
     </w:rPr>
   </w:style>
   <w:style w:type="paragraph" w:styleId="Heading7">
-    <w:name w:val="Heading 7"/>
+    <w:name w:val="heading 7"/>
     <w:basedOn w:val="Normal"/>
     <w:uiPriority w:val="9"/>
     <w:unhideWhenUsed/>
@@ -3654,7 +3645,7 @@
     </w:rPr>
   </w:style>
   <w:style w:type="paragraph" w:styleId="Heading8">
-    <w:name w:val="Heading 8"/>
+    <w:name w:val="heading 8"/>
     <w:basedOn w:val="Normal"/>
     <w:uiPriority w:val="9"/>
     <w:unhideWhenUsed/>
@@ -3674,7 +3665,7 @@
     </w:rPr>
   </w:style>
   <w:style w:type="paragraph" w:styleId="Heading9">
-    <w:name w:val="Heading 9"/>
+    <w:name w:val="heading 9"/>
     <w:basedOn w:val="Normal"/>
     <w:uiPriority w:val="9"/>
     <w:unhideWhenUsed/>
@@ -3869,59 +3860,66 @@
       <w:sz w:val="18"/>
     </w:rPr>
   </w:style>
+  <w:style w:type="character" w:styleId="FootnoteCharactersuser">
+    <w:name w:val="Footnote Characters (user)"/>
+    <w:uiPriority w:val="99"/>
+    <w:unhideWhenUsed/>
+    <w:qFormat/>
+    <w:rPr>
+      <w:vertAlign w:val="superscript"/>
+    </w:rPr>
+  </w:style>
+  <w:style w:type="character" w:styleId="FootnoteCharacters1">
+    <w:name w:val="Footnote Characters1"/>
+    <w:qFormat/>
+    <w:rPr>
+      <w:vertAlign w:val="superscript"/>
+    </w:rPr>
+  </w:style>
+  <w:style w:type="character" w:styleId="FootnoteCharacters2">
+    <w:name w:val="Footnote Characters2"/>
+    <w:qFormat/>
+    <w:rPr>
+      <w:vertAlign w:val="superscript"/>
+    </w:rPr>
+  </w:style>
+  <w:style w:type="character" w:styleId="FootnoteCharacters3">
+    <w:name w:val="Footnote Characters3"/>
+    <w:qFormat/>
+    <w:rPr>
+      <w:vertAlign w:val="superscript"/>
+    </w:rPr>
+  </w:style>
+  <w:style w:type="character" w:styleId="FootnoteCharacters4">
+    <w:name w:val="Footnote Characters4"/>
+    <w:qFormat/>
+    <w:rPr>
+      <w:vertAlign w:val="superscript"/>
+    </w:rPr>
+  </w:style>
+  <w:style w:type="character" w:styleId="FootnoteCharacters5">
+    <w:name w:val="Footnote Characters5"/>
+    <w:qFormat/>
+    <w:rPr>
+      <w:vertAlign w:val="superscript"/>
+    </w:rPr>
+  </w:style>
+  <w:style w:type="character" w:styleId="FootnoteCharacters6">
+    <w:name w:val="Footnote Characters6"/>
+    <w:qFormat/>
+    <w:rPr>
+      <w:vertAlign w:val="superscript"/>
+    </w:rPr>
+  </w:style>
   <w:style w:type="character" w:styleId="FootnoteCharacters">
     <w:name w:val="Footnote Characters"/>
-    <w:uiPriority w:val="99"/>
-    <w:unhideWhenUsed/>
     <w:qFormat/>
     <w:rPr>
       <w:vertAlign w:val="superscript"/>
     </w:rPr>
   </w:style>
-  <w:style w:type="character" w:styleId="FootnoteCharacters1">
-    <w:name w:val="Footnote Characters1"/>
-    <w:qFormat/>
-    <w:rPr>
-      <w:vertAlign w:val="superscript"/>
-    </w:rPr>
-  </w:style>
-  <w:style w:type="character" w:styleId="FootnoteCharacters2">
-    <w:name w:val="Footnote Characters2"/>
-    <w:qFormat/>
-    <w:rPr>
-      <w:vertAlign w:val="superscript"/>
-    </w:rPr>
-  </w:style>
-  <w:style w:type="character" w:styleId="FootnoteCharacters3">
-    <w:name w:val="Footnote Characters3"/>
-    <w:qFormat/>
-    <w:rPr>
-      <w:vertAlign w:val="superscript"/>
-    </w:rPr>
-  </w:style>
-  <w:style w:type="character" w:styleId="FootnoteCharacters4">
-    <w:name w:val="Footnote Characters4"/>
-    <w:qFormat/>
-    <w:rPr>
-      <w:vertAlign w:val="superscript"/>
-    </w:rPr>
-  </w:style>
-  <w:style w:type="character" w:styleId="FootnoteCharacters5">
-    <w:name w:val="Footnote Characters5"/>
-    <w:qFormat/>
-    <w:rPr>
-      <w:vertAlign w:val="superscript"/>
-    </w:rPr>
-  </w:style>
-  <w:style w:type="character" w:styleId="FootnoteCharacters6">
-    <w:name w:val="Footnote Characters6"/>
-    <w:qFormat/>
-    <w:rPr>
-      <w:vertAlign w:val="superscript"/>
-    </w:rPr>
-  </w:style>
   <w:style w:type="character" w:styleId="FootnoteReference">
-    <w:name w:val="Footnote Reference"/>
+    <w:name w:val="footnote reference"/>
     <w:rPr>
       <w:vertAlign w:val="superscript"/>
     </w:rPr>
@@ -3934,8 +3932,8 @@
       <w:sz w:val="20"/>
     </w:rPr>
   </w:style>
-  <w:style w:type="character" w:styleId="EndnoteCharacters">
-    <w:name w:val="Endnote Characters"/>
+  <w:style w:type="character" w:styleId="EndnoteCharactersuser">
+    <w:name w:val="Endnote Characters (user)"/>
     <w:uiPriority w:val="99"/>
     <w:semiHidden/>
     <w:unhideWhenUsed/>
@@ -3986,8 +3984,15 @@
       <w:vertAlign w:val="superscript"/>
     </w:rPr>
   </w:style>
+  <w:style w:type="character" w:styleId="EndnoteCharacters">
+    <w:name w:val="Endnote Characters"/>
+    <w:qFormat/>
+    <w:rPr>
+      <w:vertAlign w:val="superscript"/>
+    </w:rPr>
+  </w:style>
   <w:style w:type="character" w:styleId="EndnoteReference">
-    <w:name w:val="Endnote Reference"/>
+    <w:name w:val="endnote reference"/>
     <w:rPr>
       <w:vertAlign w:val="superscript"/>
     </w:rPr>
@@ -4003,8 +4008,8 @@
       <w:u w:val="single"/>
     </w:rPr>
   </w:style>
-  <w:style w:type="character" w:styleId="Bullets">
-    <w:name w:val="Bullets"/>
+  <w:style w:type="character" w:styleId="Bulletsuser">
+    <w:name w:val="Bullets (user)"/>
     <w:qFormat/>
     <w:rPr>
       <w:rFonts w:ascii="OpenSymbol" w:hAnsi="OpenSymbol" w:eastAsia="OpenSymbol" w:cs="OpenSymbol"/>
@@ -4042,7 +4047,7 @@
     </w:rPr>
   </w:style>
   <w:style w:type="paragraph" w:styleId="Caption">
-    <w:name w:val="Caption"/>
+    <w:name w:val="caption"/>
     <w:basedOn w:val="Normal"/>
     <w:uiPriority w:val="35"/>
     <w:semiHidden/>
@@ -4158,7 +4163,7 @@
     <w:rPr/>
   </w:style>
   <w:style w:type="paragraph" w:styleId="Header">
-    <w:name w:val="Header"/>
+    <w:name w:val="header"/>
     <w:basedOn w:val="Normal"/>
     <w:uiPriority w:val="99"/>
     <w:unhideWhenUsed/>
@@ -4173,7 +4178,7 @@
     <w:rPr/>
   </w:style>
   <w:style w:type="paragraph" w:styleId="Footer">
-    <w:name w:val="Footer"/>
+    <w:name w:val="footer"/>
     <w:basedOn w:val="Normal"/>
     <w:uiPriority w:val="99"/>
     <w:unhideWhenUsed/>
@@ -4188,7 +4193,7 @@
     <w:rPr/>
   </w:style>
   <w:style w:type="paragraph" w:styleId="FootnoteText">
-    <w:name w:val="Footnote Text"/>
+    <w:name w:val="footnote text"/>
     <w:basedOn w:val="Normal"/>
     <w:uiPriority w:val="99"/>
     <w:semiHidden/>
@@ -4201,7 +4206,7 @@
     </w:rPr>
   </w:style>
   <w:style w:type="paragraph" w:styleId="EndnoteText">
-    <w:name w:val="Endnote Text"/>
+    <w:name w:val="endnote text"/>
     <w:basedOn w:val="Normal"/>
     <w:uiPriority w:val="99"/>
     <w:semiHidden/>
@@ -4214,7 +4219,7 @@
     </w:rPr>
   </w:style>
   <w:style w:type="paragraph" w:styleId="TOC1">
-    <w:name w:val="TOC 1"/>
+    <w:name w:val="toc 1"/>
     <w:basedOn w:val="Normal"/>
     <w:uiPriority w:val="39"/>
     <w:unhideWhenUsed/>
@@ -4225,7 +4230,7 @@
     <w:rPr/>
   </w:style>
   <w:style w:type="paragraph" w:styleId="TOC2">
-    <w:name w:val="TOC 2"/>
+    <w:name w:val="toc 2"/>
     <w:basedOn w:val="Normal"/>
     <w:uiPriority w:val="39"/>
     <w:unhideWhenUsed/>
@@ -4236,7 +4241,7 @@
     <w:rPr/>
   </w:style>
   <w:style w:type="paragraph" w:styleId="TOC3">
-    <w:name w:val="TOC 3"/>
+    <w:name w:val="toc 3"/>
     <w:basedOn w:val="Normal"/>
     <w:uiPriority w:val="39"/>
     <w:unhideWhenUsed/>
@@ -4247,7 +4252,7 @@
     <w:rPr/>
   </w:style>
   <w:style w:type="paragraph" w:styleId="TOC4">
-    <w:name w:val="TOC 4"/>
+    <w:name w:val="toc 4"/>
     <w:basedOn w:val="Normal"/>
     <w:uiPriority w:val="39"/>
     <w:unhideWhenUsed/>
@@ -4258,7 +4263,7 @@
     <w:rPr/>
   </w:style>
   <w:style w:type="paragraph" w:styleId="TOC5">
-    <w:name w:val="TOC 5"/>
+    <w:name w:val="toc 5"/>
     <w:basedOn w:val="Normal"/>
     <w:uiPriority w:val="39"/>
     <w:unhideWhenUsed/>
@@ -4269,7 +4274,7 @@
     <w:rPr/>
   </w:style>
   <w:style w:type="paragraph" w:styleId="TOC6">
-    <w:name w:val="TOC 6"/>
+    <w:name w:val="toc 6"/>
     <w:basedOn w:val="Normal"/>
     <w:uiPriority w:val="39"/>
     <w:unhideWhenUsed/>
@@ -4280,7 +4285,7 @@
     <w:rPr/>
   </w:style>
   <w:style w:type="paragraph" w:styleId="TOC7">
-    <w:name w:val="TOC 7"/>
+    <w:name w:val="toc 7"/>
     <w:basedOn w:val="Normal"/>
     <w:uiPriority w:val="39"/>
     <w:unhideWhenUsed/>
@@ -4291,7 +4296,7 @@
     <w:rPr/>
   </w:style>
   <w:style w:type="paragraph" w:styleId="TOC8">
-    <w:name w:val="TOC 8"/>
+    <w:name w:val="toc 8"/>
     <w:basedOn w:val="Normal"/>
     <w:uiPriority w:val="39"/>
     <w:unhideWhenUsed/>
@@ -4302,7 +4307,7 @@
     <w:rPr/>
   </w:style>
   <w:style w:type="paragraph" w:styleId="TOC9">
-    <w:name w:val="TOC 9"/>
+    <w:name w:val="toc 9"/>
     <w:basedOn w:val="Normal"/>
     <w:uiPriority w:val="39"/>
     <w:unhideWhenUsed/>
@@ -4313,7 +4318,7 @@
     <w:rPr/>
   </w:style>
   <w:style w:type="paragraph" w:styleId="IndexHeading">
-    <w:name w:val="Index Heading"/>
+    <w:name w:val="index heading"/>
     <w:basedOn w:val="Heading"/>
     <w:pPr/>
     <w:rPr/>
@@ -4341,7 +4346,7 @@
     </w:rPr>
   </w:style>
   <w:style w:type="paragraph" w:styleId="TableofFigures">
-    <w:name w:val="Table of Figures"/>
+    <w:name w:val="table of figures"/>
     <w:basedOn w:val="Normal"/>
     <w:uiPriority w:val="99"/>
     <w:unhideWhenUsed/>
@@ -4384,7 +4389,6 @@
       <w:kern w:val="0"/>
       <w:position w:val="0"/>
       <w:sz w:val="26"/>
-      <w:sz w:val="26"/>
       <w:szCs w:val="26"/>
       <w:u w:val="none"/>
       <w:shd w:fill="auto" w:val="clear"/>
@@ -4393,11 +4397,6 @@
       <w14:textOutline>
         <w14:noFill/>
       </w14:textOutline>
-      <w14:textFill>
-        <w14:solidFill>
-          <w14:srgbClr w14:val="000000"/>
-        </w14:solidFill>
-      </w14:textFill>
     </w:rPr>
   </w:style>
   <w:style w:type="paragraph" w:styleId="BodyA">
@@ -4430,7 +4429,6 @@
       <w:kern w:val="0"/>
       <w:position w:val="0"/>
       <w:sz w:val="24"/>
-      <w:sz w:val="24"/>
       <w:szCs w:val="24"/>
       <w:u w:val="none"/>
       <w:shd w:fill="auto" w:val="clear"/>
@@ -4440,11 +4438,6 @@
         <w14:noFill/>
         <w14:miter w14:lim="400000"/>
       </w14:textOutline>
-      <w14:textFill>
-        <w14:solidFill>
-          <w14:srgbClr w14:val="000000"/>
-        </w14:solidFill>
-      </w14:textFill>
     </w:rPr>
   </w:style>
   <w:style w:type="paragraph" w:styleId="ListParagraph">
@@ -4477,17 +4470,11 @@
       <w:kern w:val="0"/>
       <w:position w:val="0"/>
       <w:sz w:val="24"/>
-      <w:sz w:val="24"/>
       <w:szCs w:val="24"/>
       <w:u w:val="none"/>
       <w:shd w:fill="auto" w:val="clear"/>
       <w:vertAlign w:val="baseline"/>
       <w:lang w:val="en-US" w:eastAsia="zh-CN" w:bidi="hi-IN"/>
-      <w14:textFill>
-        <w14:solidFill>
-          <w14:srgbClr w14:val="000000"/>
-        </w14:solidFill>
-      </w14:textFill>
     </w:rPr>
   </w:style>
   <w:style w:type="paragraph" w:styleId="Body">
@@ -4520,7 +4507,6 @@
       <w:kern w:val="0"/>
       <w:position w:val="0"/>
       <w:sz w:val="24"/>
-      <w:sz w:val="24"/>
       <w:szCs w:val="24"/>
       <w:u w:val="none"/>
       <w:shd w:fill="auto" w:val="clear"/>
@@ -4529,11 +4515,6 @@
       <w14:textOutline>
         <w14:noFill/>
       </w14:textOutline>
-      <w14:textFill>
-        <w14:solidFill>
-          <w14:srgbClr w14:val="000000"/>
-        </w14:solidFill>
-      </w14:textFill>
     </w:rPr>
   </w:style>
   <w:style w:type="numbering" w:styleId="NoList" w:default="1">
@@ -4575,37 +4556,37 @@
         <a:srgbClr val="000000"/>
       </a:dk1>
       <a:lt1>
-        <a:srgbClr val="ffffff"/>
+        <a:srgbClr val="FFFFFF"/>
       </a:lt1>
       <a:dk2>
-        <a:srgbClr val="a7a7a7"/>
+        <a:srgbClr val="A7A7A7"/>
       </a:dk2>
       <a:lt2>
         <a:srgbClr val="535353"/>
       </a:lt2>
       <a:accent1>
-        <a:srgbClr val="4472c4"/>
+        <a:srgbClr val="4472C4"/>
       </a:accent1>
       <a:accent2>
-        <a:srgbClr val="ed7d31"/>
+        <a:srgbClr val="ED7D31"/>
       </a:accent2>
       <a:accent3>
-        <a:srgbClr val="a5a5a5"/>
+        <a:srgbClr val="A5A5A5"/>
       </a:accent3>
       <a:accent4>
-        <a:srgbClr val="ffc000"/>
+        <a:srgbClr val="FFC000"/>
       </a:accent4>
       <a:accent5>
-        <a:srgbClr val="5b9bd5"/>
+        <a:srgbClr val="5B9BD5"/>
       </a:accent5>
       <a:accent6>
-        <a:srgbClr val="70ad47"/>
+        <a:srgbClr val="70AD47"/>
       </a:accent6>
       <a:hlink>
-        <a:srgbClr val="0000ff"/>
+        <a:srgbClr val="0000FF"/>
       </a:hlink>
       <a:folHlink>
-        <a:srgbClr val="ff00ff"/>
+        <a:srgbClr val="FF00FF"/>
       </a:folHlink>
     </a:clrScheme>
     <a:fontScheme name="Office Theme">
